--- a/assets/module-1-circuit/hw-2.docx
+++ b/assets/module-1-circuit/hw-2.docx
@@ -57,28 +57,28 @@
           <w:sz w:val="24"/>
           <w:szCs w:val="24"/>
         </w:rPr>
-        <w:t>2</w:t>
-      </w:r>
-      <w:r>
+        <w:t>2 – upload to grade scope</w:t>
+      </w:r>
+    </w:p>
+    <w:p>
+      <w:pPr>
+        <w:jc w:val="center"/>
         <w:rPr>
           <w:rFonts w:ascii="PT Sans" w:hAnsi="PT Sans"/>
           <w:b/>
           <w:sz w:val="24"/>
           <w:szCs w:val="24"/>
         </w:rPr>
-        <w:t xml:space="preserve"> – upload to grade scope</w:t>
-      </w:r>
-    </w:p>
-    <w:p>
-      <w:pPr>
-        <w:jc w:val="center"/>
+      </w:pPr>
+      <w:r>
         <w:rPr>
           <w:rFonts w:ascii="PT Sans" w:hAnsi="PT Sans"/>
           <w:b/>
           <w:sz w:val="24"/>
           <w:szCs w:val="24"/>
         </w:rPr>
-      </w:pPr>
+        <w:t xml:space="preserve">(Due </w:t>
+      </w:r>
       <w:r>
         <w:rPr>
           <w:rFonts w:ascii="PT Sans" w:hAnsi="PT Sans"/>
@@ -86,7 +86,7 @@
           <w:sz w:val="24"/>
           <w:szCs w:val="24"/>
         </w:rPr>
-        <w:t xml:space="preserve">(Due September </w:t>
+        <w:t>February 17</w:t>
       </w:r>
       <w:r>
         <w:rPr>
@@ -95,8 +95,18 @@
           <w:sz w:val="24"/>
           <w:szCs w:val="24"/>
         </w:rPr>
-        <w:t>25</w:t>
-      </w:r>
+        <w:t>, before class, late submission will incur 20% points/day penalty)</w:t>
+      </w:r>
+    </w:p>
+    <w:p>
+      <w:pPr>
+        <w:jc w:val="both"/>
+        <w:rPr>
+          <w:rFonts w:ascii="PT Sans" w:hAnsi="PT Sans"/>
+          <w:sz w:val="24"/>
+          <w:szCs w:val="24"/>
+        </w:rPr>
+      </w:pPr>
       <w:r>
         <w:rPr>
           <w:rFonts w:ascii="PT Sans" w:hAnsi="PT Sans"/>
@@ -104,25 +114,6 @@
           <w:sz w:val="24"/>
           <w:szCs w:val="24"/>
         </w:rPr>
-        <w:t>, before class, late submission will incur 20% points/day penalty)</w:t>
-      </w:r>
-    </w:p>
-    <w:p>
-      <w:pPr>
-        <w:jc w:val="both"/>
-        <w:rPr>
-          <w:rFonts w:ascii="PT Sans" w:hAnsi="PT Sans"/>
-          <w:sz w:val="24"/>
-          <w:szCs w:val="24"/>
-        </w:rPr>
-      </w:pPr>
-      <w:r>
-        <w:rPr>
-          <w:rFonts w:ascii="PT Sans" w:hAnsi="PT Sans"/>
-          <w:b/>
-          <w:sz w:val="24"/>
-          <w:szCs w:val="24"/>
-        </w:rPr>
         <w:t>Instructions:</w:t>
       </w:r>
       <w:r>
@@ -151,7 +142,7 @@
           <w:szCs w:val="24"/>
         </w:rPr>
         <w:pict w14:anchorId="3321EBD5">
-          <v:rect id="_x0000_i1033" alt="" style="width:468pt;height:.05pt;mso-width-percent:0;mso-height-percent:0;mso-width-percent:0;mso-height-percent:0" o:hralign="center" o:hrstd="t" o:hr="t" fillcolor="#a0a0a0" stroked="f"/>
+          <v:rect id="_x0000_i1025" alt="" style="width:468pt;height:.05pt;mso-width-percent:0;mso-height-percent:0;mso-width-percent:0;mso-height-percent:0" o:hralign="center" o:hrstd="t" o:hr="t" fillcolor="#a0a0a0" stroked="f"/>
         </w:pict>
       </w:r>
     </w:p>
